--- a/9-交付管理/流程制度规范类文件/HFSJ-ITSS-0901-运维服务交付管理制度.docx
+++ b/9-交付管理/流程制度规范类文件/HFSJ-ITSS-0901-运维服务交付管理制度.docx
@@ -5921,7 +5921,7 @@
         <w:textAlignment w:val="baseline"/>
       </w:pPr>
       <w:r>
-        <w:t>本规范适用于华风数据(深圳)有限公司（以下简称“公司”）承接的所有运维服务项目。涵盖公司运维部、研发部、产品产品质量部、综合部等所有参与服务交付的部门及人员，并对服务交付全流程中的各项活动、文档、资源及成果管理具有约束作用。</w:t>
+        <w:t>本规范适用于华风数据(深圳)有限公司（以下简称“公司”）承接的所有运维服务项目。涵盖公司运维部、研发部、产品质量部、综合部等所有参与服务交付的部门及人员，并对服务交付全流程中的各项活动、文档、资源及成果管理具有约束作用。</w:t>
       </w:r>
     </w:p>
     <w:p>
@@ -8400,7 +8400,7 @@
                 <w:b/>
                 <w:sz w:val="24"/>
               </w:rPr>
-              <w:t>产品产品质量部抽查</w:t>
+              <w:t>产品质量部抽查</w:t>
             </w:r>
           </w:p>
         </w:tc>
@@ -8451,7 +8451,7 @@
                 <w:rFonts w:ascii="Arial" w:eastAsia="宋体"/>
                 <w:sz w:val="24"/>
               </w:rPr>
-              <w:t>产品产品质量部经理每季度对重点项目进行全覆盖抽查，依据《运维服务质量检查表》，重点检查交付计划执行、SLA达成、流程合规性、文档完整性等，填写《交付检查报告》</w:t>
+              <w:t>产品质量部经理每季度对重点项目进行全覆盖抽查，依据《运维服务质量检查表》，重点检查交付计划执行、SLA达成、流程合规性、文档完整性等，填写《交付检查报告》</w:t>
             </w:r>
           </w:p>
         </w:tc>
@@ -9006,7 +9006,7 @@
                 <w:rFonts w:ascii="Arial" w:eastAsia="宋体"/>
                 <w:sz w:val="24"/>
               </w:rPr>
-              <w:t>产品产品质量部牵头，针对检查报告和客户投诉，组织召开专题分析会，制定改进方案，明确整改措施、时限与责任人</w:t>
+              <w:t>产品质量部牵头，针对检查报告和客户投诉，组织召开专题分析会，制定改进方案，明确整改措施、时限与责任人</w:t>
             </w:r>
           </w:p>
         </w:tc>
@@ -17035,7 +17035,7 @@
         <w:textAlignment w:val="baseline"/>
       </w:pPr>
       <w:r>
-        <w:t>由运维项目经理全面负责，遵循公司质量管理相关制度。产品产品质量部进行监督和抽查，内容涵盖：</w:t>
+        <w:t>由运维项目经理全面负责，遵循公司质量管理相关制度。产品质量部进行监督和抽查，内容涵盖：</w:t>
       </w:r>
     </w:p>
     <w:p>
@@ -19540,7 +19540,7 @@
               <w:textAlignment w:val="baseline"/>
             </w:pPr>
             <w:r>
-              <w:t>成立应急领导小组（由公司管理层、运维部、研发部、产品产品质量部组成），明确组长、副组长及各成员职责；应急执行小组由运维项目经理、一线/二线/三线工程师组成，负责应急事件的现场处置、信息上报及后续跟进。</w:t>
+              <w:t>成立应急领导小组（由公司管理层、运维部、研发部、产品质量部组成），明确组长、副组长及各成员职责；应急执行小组由运维项目经理、一线/二线/三线工程师组成，负责应急事件的现场处置、信息上报及后续跟进。</w:t>
             </w:r>
           </w:p>
         </w:tc>
@@ -22937,7 +22937,7 @@
               <w:textAlignment w:val="baseline"/>
             </w:pPr>
             <w:r>
-              <w:t>产品产品质量部</w:t>
+              <w:t>产品质量部</w:t>
             </w:r>
           </w:p>
         </w:tc>
@@ -23086,7 +23086,7 @@
               <w:textAlignment w:val="baseline"/>
             </w:pPr>
             <w:r>
-              <w:t>产品产品质量部/运维项目经理</w:t>
+              <w:t>产品质量部/运维项目经理</w:t>
             </w:r>
           </w:p>
         </w:tc>
@@ -23682,7 +23682,7 @@
               <w:textAlignment w:val="baseline"/>
             </w:pPr>
             <w:r>
-              <w:t>产品产品质量部/运维项目经理</w:t>
+              <w:t>产品质量部/运维项目经理</w:t>
             </w:r>
           </w:p>
         </w:tc>
